--- a/capstone_summary_non-teaching_hours_and_teacher_stress_in_singapore.docx
+++ b/capstone_summary_non-teaching_hours_and_teacher_stress_in_singapore.docx
@@ -4623,10 +4623,36 @@
       <w:r>
         <w:rPr>
           <w:rFonts w:ascii="Calibri" w:eastAsia="Calibri" w:hAnsi="Calibri" w:cs="Calibri"/>
-          <w:sz w:val="22"/>
-          <w:szCs w:val="22"/>
-        </w:rPr>
-        <w:t>Marking/correcting hours (</w:t>
+          <w:b/>
+          <w:bCs/>
+          <w:sz w:val="22"/>
+          <w:szCs w:val="22"/>
+        </w:rPr>
+        <w:t>‘</w:t>
+      </w:r>
+      <w:r>
+        <w:rPr>
+          <w:rFonts w:ascii="Calibri" w:eastAsia="Calibri" w:hAnsi="Calibri" w:cs="Calibri"/>
+          <w:sz w:val="22"/>
+          <w:szCs w:val="22"/>
+        </w:rPr>
+        <w:t>Marking</w:t>
+      </w:r>
+      <w:r>
+        <w:rPr>
+          <w:rFonts w:ascii="Calibri" w:eastAsia="Calibri" w:hAnsi="Calibri" w:cs="Calibri"/>
+          <w:sz w:val="22"/>
+          <w:szCs w:val="22"/>
+        </w:rPr>
+        <w:t>’ task</w:t>
+      </w:r>
+      <w:r>
+        <w:rPr>
+          <w:rFonts w:ascii="Calibri" w:eastAsia="Calibri" w:hAnsi="Calibri" w:cs="Calibri"/>
+          <w:sz w:val="22"/>
+          <w:szCs w:val="22"/>
+        </w:rPr>
+        <w:t xml:space="preserve"> hours (</w:t>
       </w:r>
       <m:oMath>
         <m:r>
@@ -4644,7 +4670,39 @@
           <w:sz w:val="22"/>
           <w:szCs w:val="22"/>
         </w:rPr>
-        <w:t>) and “other tasks” hours (</w:t>
+        <w:t xml:space="preserve">) and </w:t>
+      </w:r>
+      <w:r>
+        <w:rPr>
+          <w:rFonts w:ascii="Calibri" w:eastAsia="Calibri" w:hAnsi="Calibri" w:cs="Calibri"/>
+          <w:sz w:val="22"/>
+          <w:szCs w:val="22"/>
+        </w:rPr>
+        <w:t>‘</w:t>
+      </w:r>
+      <w:r>
+        <w:rPr>
+          <w:rFonts w:ascii="Calibri" w:eastAsia="Calibri" w:hAnsi="Calibri" w:cs="Calibri"/>
+          <w:sz w:val="22"/>
+          <w:szCs w:val="22"/>
+        </w:rPr>
+        <w:t>other</w:t>
+      </w:r>
+      <w:r>
+        <w:rPr>
+          <w:rFonts w:ascii="Calibri" w:eastAsia="Calibri" w:hAnsi="Calibri" w:cs="Calibri"/>
+          <w:sz w:val="22"/>
+          <w:szCs w:val="22"/>
+        </w:rPr>
+        <w:t>’</w:t>
+      </w:r>
+      <w:r>
+        <w:rPr>
+          <w:rFonts w:ascii="Calibri" w:eastAsia="Calibri" w:hAnsi="Calibri" w:cs="Calibri"/>
+          <w:sz w:val="22"/>
+          <w:szCs w:val="22"/>
+        </w:rPr>
+        <w:t xml:space="preserve"> task hours (</w:t>
       </w:r>
       <m:oMath>
         <m:r>
@@ -4662,7 +4720,39 @@
           <w:sz w:val="22"/>
           <w:szCs w:val="22"/>
         </w:rPr>
-        <w:t>) are positively and significantly associated with workload stress. Teamwork/collaboration hours are negatively associated with stress (</w:t>
+        <w:t>) are positively and significantly associated with workload stress. Teamwork</w:t>
+      </w:r>
+      <w:r>
+        <w:rPr>
+          <w:rFonts w:ascii="Calibri" w:eastAsia="Calibri" w:hAnsi="Calibri" w:cs="Calibri"/>
+          <w:sz w:val="22"/>
+          <w:szCs w:val="22"/>
+        </w:rPr>
+        <w:t xml:space="preserve"> hours and </w:t>
+      </w:r>
+      <w:r>
+        <w:rPr>
+          <w:rFonts w:ascii="Calibri" w:eastAsia="Calibri" w:hAnsi="Calibri" w:cs="Calibri"/>
+          <w:sz w:val="22"/>
+          <w:szCs w:val="22"/>
+        </w:rPr>
+        <w:t>collaboration</w:t>
+      </w:r>
+      <w:r>
+        <w:rPr>
+          <w:rFonts w:ascii="Calibri" w:eastAsia="Calibri" w:hAnsi="Calibri" w:cs="Calibri"/>
+          <w:sz w:val="22"/>
+          <w:szCs w:val="22"/>
+        </w:rPr>
+        <w:t xml:space="preserve"> culture</w:t>
+      </w:r>
+      <w:r>
+        <w:rPr>
+          <w:rFonts w:ascii="Calibri" w:eastAsia="Calibri" w:hAnsi="Calibri" w:cs="Calibri"/>
+          <w:sz w:val="22"/>
+          <w:szCs w:val="22"/>
+        </w:rPr>
+        <w:t xml:space="preserve"> are negatively associated with stress (</w:t>
       </w:r>
       <m:oMath>
         <m:r>
@@ -4734,7 +4824,7 @@
           <w:sz w:val="22"/>
           <w:szCs w:val="22"/>
         </w:rPr>
-        <w:t>) are associated with markedly lower stress. These baseline estimations utilize survey-weighted regression designs to ensure population-level representation.</w:t>
+        <w:t>) are associated with lower stress. These baseline estimations utilize survey-weighted regression designs to ensure population-level representation.</w:t>
       </w:r>
     </w:p>
     <w:p>
@@ -4766,7 +4856,55 @@
           <w:sz w:val="22"/>
           <w:szCs w:val="22"/>
         </w:rPr>
-        <w:t>Marking hours show a statistically significant inverted-U curvature (linear term β = 0.233, p &lt; 0.001; squared term β = −0.0103, p &lt; 0.001): stress rises with marking hours but at a diminishing rate. General-admin and CCA squared terms are not statistically significant, though the general-admin linear term remains marginally positive.</w:t>
+        <w:t>Marking hours show a statistically significant inverted-U curvature (linear term β = 0.233, p &lt; 0.001; squared term β = −0.0103, p &lt; 0.001): stress rises with marking hours but at a diminishing rate.</w:t>
+      </w:r>
+      <w:r>
+        <w:rPr>
+          <w:rFonts w:ascii="Calibri" w:eastAsia="Calibri" w:hAnsi="Calibri" w:cs="Calibri"/>
+          <w:sz w:val="22"/>
+          <w:szCs w:val="22"/>
+        </w:rPr>
+        <w:t xml:space="preserve"> A</w:t>
+      </w:r>
+      <w:r>
+        <w:rPr>
+          <w:rFonts w:ascii="Calibri" w:eastAsia="Calibri" w:hAnsi="Calibri" w:cs="Calibri"/>
+          <w:sz w:val="22"/>
+          <w:szCs w:val="22"/>
+        </w:rPr>
+        <w:t>dmin</w:t>
+      </w:r>
+      <w:r>
+        <w:rPr>
+          <w:rFonts w:ascii="Calibri" w:eastAsia="Calibri" w:hAnsi="Calibri" w:cs="Calibri"/>
+          <w:sz w:val="22"/>
+          <w:szCs w:val="22"/>
+        </w:rPr>
+        <w:t>istration</w:t>
+      </w:r>
+      <w:r>
+        <w:rPr>
+          <w:rFonts w:ascii="Calibri" w:eastAsia="Calibri" w:hAnsi="Calibri" w:cs="Calibri"/>
+          <w:sz w:val="22"/>
+          <w:szCs w:val="22"/>
+        </w:rPr>
+        <w:t xml:space="preserve"> and CCA squared terms are not statistically significant, though the admin</w:t>
+      </w:r>
+      <w:r>
+        <w:rPr>
+          <w:rFonts w:ascii="Calibri" w:eastAsia="Calibri" w:hAnsi="Calibri" w:cs="Calibri"/>
+          <w:sz w:val="22"/>
+          <w:szCs w:val="22"/>
+        </w:rPr>
+        <w:t>istration</w:t>
+      </w:r>
+      <w:r>
+        <w:rPr>
+          <w:rFonts w:ascii="Calibri" w:eastAsia="Calibri" w:hAnsi="Calibri" w:cs="Calibri"/>
+          <w:sz w:val="22"/>
+          <w:szCs w:val="22"/>
+        </w:rPr>
+        <w:t xml:space="preserve"> linear term remains marginally positive.</w:t>
       </w:r>
     </w:p>
     <w:p>
@@ -4779,7 +4917,7 @@
         <w:spacing w:after="120" w:line="276" w:lineRule="auto"/>
         <w:jc w:val="both"/>
         <w:rPr>
-          <w:rFonts w:ascii="Calibri" w:hAnsi="Calibri" w:cs="Calibri"/>
+          <w:rFonts w:ascii="Calibri" w:eastAsia="Calibri" w:hAnsi="Calibri" w:cs="Calibri"/>
           <w:sz w:val="22"/>
           <w:szCs w:val="22"/>
         </w:rPr>
@@ -4797,7 +4935,7 @@
       </w:r>
       <w:r>
         <w:rPr>
-          <w:rFonts w:ascii="Calibri" w:hAnsi="Calibri" w:cs="Calibri"/>
+          <w:rFonts w:ascii="Calibri" w:eastAsia="Calibri" w:hAnsi="Calibri" w:cs="Calibri"/>
           <w:sz w:val="22"/>
           <w:szCs w:val="22"/>
         </w:rPr>
@@ -4806,214 +4944,20 @@
       <m:oMath>
         <m:r>
           <w:rPr>
-            <w:rFonts w:ascii="Cambria Math" w:hAnsi="Cambria Math" w:cs="Calibri"/>
+            <w:rFonts w:ascii="Cambria Math" w:eastAsia="Calibri" w:hAnsi="Cambria Math" w:cs="Calibri"/>
             <w:sz w:val="22"/>
             <w:szCs w:val="22"/>
           </w:rPr>
-          <m:t>0.644</m:t>
+          <m:t>0.64</m:t>
         </m:r>
       </m:oMath>
       <w:r>
         <w:rPr>
-          <w:rFonts w:ascii="Calibri" w:hAnsi="Calibri" w:cs="Calibri"/>
+          <w:rFonts w:ascii="Calibri" w:eastAsia="Calibri" w:hAnsi="Calibri" w:cs="Calibri"/>
           <w:sz w:val="22"/>
           <w:szCs w:val="22"/>
         </w:rPr>
         <w:t xml:space="preserve"> (</w:t>
-      </w:r>
-      <m:oMath>
-        <m:r>
-          <w:rPr>
-            <w:rFonts w:ascii="Cambria Math" w:hAnsi="Cambria Math" w:cs="Calibri"/>
-            <w:sz w:val="22"/>
-            <w:szCs w:val="22"/>
-          </w:rPr>
-          <m:t>p&lt;0.001</m:t>
-        </m:r>
-      </m:oMath>
-      <w:r>
-        <w:rPr>
-          <w:rFonts w:ascii="Calibri" w:hAnsi="Calibri" w:cs="Calibri"/>
-          <w:sz w:val="22"/>
-          <w:szCs w:val="22"/>
-        </w:rPr>
-        <w:t xml:space="preserve">) below the data-driven knot, but a negative hinge term of </w:t>
-      </w:r>
-      <m:oMath>
-        <m:r>
-          <w:rPr>
-            <w:rFonts w:ascii="Cambria Math" w:hAnsi="Cambria Math" w:cs="Calibri"/>
-            <w:sz w:val="22"/>
-            <w:szCs w:val="22"/>
-          </w:rPr>
-          <m:t>-0.589</m:t>
-        </m:r>
-      </m:oMath>
-      <w:r>
-        <w:rPr>
-          <w:rFonts w:ascii="Calibri" w:hAnsi="Calibri" w:cs="Calibri"/>
-          <w:sz w:val="22"/>
-          <w:szCs w:val="22"/>
-        </w:rPr>
-        <w:t xml:space="preserve"> (</w:t>
-      </w:r>
-      <m:oMath>
-        <m:r>
-          <w:rPr>
-            <w:rFonts w:ascii="Cambria Math" w:hAnsi="Cambria Math" w:cs="Calibri"/>
-            <w:sz w:val="22"/>
-            <w:szCs w:val="22"/>
-          </w:rPr>
-          <m:t>p&lt;0.001</m:t>
-        </m:r>
-      </m:oMath>
-      <w:r>
-        <w:rPr>
-          <w:rFonts w:ascii="Calibri" w:hAnsi="Calibri" w:cs="Calibri"/>
-          <w:sz w:val="22"/>
-          <w:szCs w:val="22"/>
-        </w:rPr>
-        <w:t xml:space="preserve">) reduces the post-knot slope to roughly </w:t>
-      </w:r>
-      <m:oMath>
-        <m:r>
-          <w:rPr>
-            <w:rFonts w:ascii="Cambria Math" w:hAnsi="Cambria Math" w:cs="Calibri"/>
-            <w:sz w:val="22"/>
-            <w:szCs w:val="22"/>
-          </w:rPr>
-          <m:t>0.06</m:t>
-        </m:r>
-      </m:oMath>
-      <w:r>
-        <w:rPr>
-          <w:rFonts w:ascii="Calibri" w:hAnsi="Calibri" w:cs="Calibri"/>
-          <w:sz w:val="22"/>
-          <w:szCs w:val="22"/>
-        </w:rPr>
-        <w:t xml:space="preserve">, marking a clear near-plateau where additional hours yield negligible increases in stress. General administration displays the exact same threshold pattern, shifting from a pre-knot slope of </w:t>
-      </w:r>
-      <m:oMath>
-        <m:r>
-          <w:rPr>
-            <w:rFonts w:ascii="Cambria Math" w:hAnsi="Cambria Math" w:cs="Calibri"/>
-            <w:sz w:val="22"/>
-            <w:szCs w:val="22"/>
-          </w:rPr>
-          <m:t>0.829</m:t>
-        </m:r>
-      </m:oMath>
-      <w:r>
-        <w:rPr>
-          <w:rFonts w:ascii="Calibri" w:hAnsi="Calibri" w:cs="Calibri"/>
-          <w:sz w:val="22"/>
-          <w:szCs w:val="22"/>
-        </w:rPr>
-        <w:t xml:space="preserve"> to a moderated post-knot trajectory via its hinge term of </w:t>
-      </w:r>
-      <m:oMath>
-        <m:r>
-          <w:rPr>
-            <w:rFonts w:ascii="Cambria Math" w:hAnsi="Cambria Math" w:cs="Calibri"/>
-            <w:sz w:val="22"/>
-            <w:szCs w:val="22"/>
-          </w:rPr>
-          <m:t>-0.770</m:t>
-        </m:r>
-      </m:oMath>
-      <w:r>
-        <w:rPr>
-          <w:rFonts w:ascii="Calibri" w:hAnsi="Calibri" w:cs="Calibri"/>
-          <w:sz w:val="22"/>
-          <w:szCs w:val="22"/>
-        </w:rPr>
-        <w:t xml:space="preserve"> (both </w:t>
-      </w:r>
-      <m:oMath>
-        <m:r>
-          <w:rPr>
-            <w:rFonts w:ascii="Cambria Math" w:hAnsi="Cambria Math" w:cs="Calibri"/>
-            <w:sz w:val="22"/>
-            <w:szCs w:val="22"/>
-          </w:rPr>
-          <m:t>p&lt;0.01</m:t>
-        </m:r>
-      </m:oMath>
-      <w:r>
-        <w:rPr>
-          <w:rFonts w:ascii="Calibri" w:hAnsi="Calibri" w:cs="Calibri"/>
-          <w:sz w:val="22"/>
-          <w:szCs w:val="22"/>
-        </w:rPr>
-        <w:t>), whereas CCA hours show no significant structural break (</w:t>
-      </w:r>
-      <m:oMath>
-        <m:r>
-          <w:rPr>
-            <w:rFonts w:ascii="Cambria Math" w:hAnsi="Cambria Math" w:cs="Calibri"/>
-            <w:sz w:val="22"/>
-            <w:szCs w:val="22"/>
-          </w:rPr>
-          <m:t>p=0.19</m:t>
-        </m:r>
-      </m:oMath>
-      <w:r>
-        <w:rPr>
-          <w:rFonts w:ascii="Calibri" w:hAnsi="Calibri" w:cs="Calibri"/>
-          <w:sz w:val="22"/>
-          <w:szCs w:val="22"/>
-        </w:rPr>
-        <w:t>).</w:t>
-      </w:r>
-    </w:p>
-    <w:p>
-      <w:pPr>
-        <w:pStyle w:val="ListParagraph"/>
-        <w:numPr>
-          <w:ilvl w:val="0"/>
-          <w:numId w:val="2"/>
-        </w:numPr>
-        <w:spacing w:after="120" w:line="276" w:lineRule="auto"/>
-        <w:jc w:val="both"/>
-        <w:rPr>
-          <w:rFonts w:ascii="Calibri" w:eastAsia="Calibri" w:hAnsi="Calibri" w:cs="Calibri"/>
-          <w:sz w:val="22"/>
-          <w:szCs w:val="22"/>
-        </w:rPr>
-      </w:pPr>
-      <w:r>
-        <w:rPr>
-          <w:rFonts w:ascii="Calibri" w:eastAsia="Calibri" w:hAnsi="Calibri" w:cs="Calibri"/>
-          <w:b/>
-          <w:bCs/>
-          <w:sz w:val="22"/>
-          <w:szCs w:val="22"/>
-        </w:rPr>
-        <w:t xml:space="preserve">Robustness (ordered probit): </w:t>
-      </w:r>
-      <w:r>
-        <w:rPr>
-          <w:rFonts w:ascii="Calibri" w:eastAsia="Calibri" w:hAnsi="Calibri" w:cs="Calibri"/>
-          <w:sz w:val="22"/>
-          <w:szCs w:val="22"/>
-        </w:rPr>
-        <w:t>The core results remain unchanged when converting the continuous stress index into an ordered categorical variable for an ordered probit model. Specifically, tasks that increase stress</w:t>
-      </w:r>
-      <w:r>
-        <w:rPr>
-          <w:rFonts w:ascii="Calibri" w:eastAsia="Calibri" w:hAnsi="Calibri" w:cs="Calibri"/>
-          <w:sz w:val="22"/>
-          <w:szCs w:val="22"/>
-        </w:rPr>
-        <w:t xml:space="preserve"> </w:t>
-      </w:r>
-      <w:r>
-        <w:rPr>
-          <w:rFonts w:ascii="Calibri" w:eastAsia="Calibri" w:hAnsi="Calibri" w:cs="Calibri"/>
-          <w:sz w:val="22"/>
-          <w:szCs w:val="22"/>
-        </w:rPr>
-        <w:t>such as marking hours (</w:t>
       </w:r>
       <m:oMath>
         <m:r>
@@ -5031,6 +4975,218 @@
           <w:sz w:val="22"/>
           <w:szCs w:val="22"/>
         </w:rPr>
+        <w:t xml:space="preserve">) below the data-driven knot, but a negative hinge term of </w:t>
+      </w:r>
+      <m:oMath>
+        <m:r>
+          <w:rPr>
+            <w:rFonts w:ascii="Cambria Math" w:eastAsia="Calibri" w:hAnsi="Cambria Math" w:cs="Calibri"/>
+            <w:sz w:val="22"/>
+            <w:szCs w:val="22"/>
+          </w:rPr>
+          <m:t>-0.59</m:t>
+        </m:r>
+      </m:oMath>
+      <w:r>
+        <w:rPr>
+          <w:rFonts w:ascii="Calibri" w:eastAsia="Calibri" w:hAnsi="Calibri" w:cs="Calibri"/>
+          <w:sz w:val="22"/>
+          <w:szCs w:val="22"/>
+        </w:rPr>
+        <w:t xml:space="preserve"> (</w:t>
+      </w:r>
+      <m:oMath>
+        <m:r>
+          <w:rPr>
+            <w:rFonts w:ascii="Cambria Math" w:eastAsia="Calibri" w:hAnsi="Cambria Math" w:cs="Calibri"/>
+            <w:sz w:val="22"/>
+            <w:szCs w:val="22"/>
+          </w:rPr>
+          <m:t>p&lt;0.001</m:t>
+        </m:r>
+      </m:oMath>
+      <w:r>
+        <w:rPr>
+          <w:rFonts w:ascii="Calibri" w:eastAsia="Calibri" w:hAnsi="Calibri" w:cs="Calibri"/>
+          <w:sz w:val="22"/>
+          <w:szCs w:val="22"/>
+        </w:rPr>
+        <w:t xml:space="preserve">) reduces the post-knot slope to roughly </w:t>
+      </w:r>
+      <m:oMath>
+        <m:r>
+          <w:rPr>
+            <w:rFonts w:ascii="Cambria Math" w:eastAsia="Calibri" w:hAnsi="Cambria Math" w:cs="Calibri"/>
+            <w:sz w:val="22"/>
+            <w:szCs w:val="22"/>
+          </w:rPr>
+          <m:t>0.05</m:t>
+        </m:r>
+      </m:oMath>
+      <w:r>
+        <w:rPr>
+          <w:rFonts w:ascii="Calibri" w:eastAsia="Calibri" w:hAnsi="Calibri" w:cs="Calibri"/>
+          <w:sz w:val="22"/>
+          <w:szCs w:val="22"/>
+        </w:rPr>
+        <w:t xml:space="preserve">, marking a clear near-plateau where additional hours yield negligible increases in stress. General administration displays the exact same threshold pattern, shifting from a pre-knot slope of </w:t>
+      </w:r>
+      <m:oMath>
+        <m:r>
+          <w:rPr>
+            <w:rFonts w:ascii="Cambria Math" w:eastAsia="Calibri" w:hAnsi="Cambria Math" w:cs="Calibri"/>
+            <w:sz w:val="22"/>
+            <w:szCs w:val="22"/>
+          </w:rPr>
+          <m:t>0.83</m:t>
+        </m:r>
+      </m:oMath>
+      <w:r>
+        <w:rPr>
+          <w:rFonts w:ascii="Calibri" w:eastAsia="Calibri" w:hAnsi="Calibri" w:cs="Calibri"/>
+          <w:sz w:val="22"/>
+          <w:szCs w:val="22"/>
+        </w:rPr>
+        <w:t xml:space="preserve"> to a moderated post-knot trajectory of </w:t>
+      </w:r>
+      <m:oMath>
+        <m:r>
+          <w:rPr>
+            <w:rFonts w:ascii="Cambria Math" w:eastAsia="Calibri" w:hAnsi="Cambria Math" w:cs="Calibri"/>
+            <w:sz w:val="22"/>
+            <w:szCs w:val="22"/>
+          </w:rPr>
+          <m:t>0.06</m:t>
+        </m:r>
+      </m:oMath>
+      <w:r>
+        <w:rPr>
+          <w:rFonts w:ascii="Calibri" w:eastAsia="Calibri" w:hAnsi="Calibri" w:cs="Calibri"/>
+          <w:sz w:val="22"/>
+          <w:szCs w:val="22"/>
+        </w:rPr>
+        <w:t xml:space="preserve"> via its hinge term of </w:t>
+      </w:r>
+      <m:oMath>
+        <m:r>
+          <w:rPr>
+            <w:rFonts w:ascii="Cambria Math" w:eastAsia="Calibri" w:hAnsi="Cambria Math" w:cs="Calibri"/>
+            <w:sz w:val="22"/>
+            <w:szCs w:val="22"/>
+          </w:rPr>
+          <m:t>-0.77</m:t>
+        </m:r>
+      </m:oMath>
+      <w:r>
+        <w:rPr>
+          <w:rFonts w:ascii="Calibri" w:eastAsia="Calibri" w:hAnsi="Calibri" w:cs="Calibri"/>
+          <w:sz w:val="22"/>
+          <w:szCs w:val="22"/>
+        </w:rPr>
+        <w:t xml:space="preserve"> (both </w:t>
+      </w:r>
+      <m:oMath>
+        <m:r>
+          <w:rPr>
+            <w:rFonts w:ascii="Cambria Math" w:eastAsia="Calibri" w:hAnsi="Cambria Math" w:cs="Calibri"/>
+            <w:sz w:val="22"/>
+            <w:szCs w:val="22"/>
+          </w:rPr>
+          <m:t>p&lt;0.01</m:t>
+        </m:r>
+      </m:oMath>
+      <w:r>
+        <w:rPr>
+          <w:rFonts w:ascii="Calibri" w:eastAsia="Calibri" w:hAnsi="Calibri" w:cs="Calibri"/>
+          <w:sz w:val="22"/>
+          <w:szCs w:val="22"/>
+        </w:rPr>
+        <w:t>), whereas CCA hours show no significant structural break (</w:t>
+      </w:r>
+      <m:oMath>
+        <m:r>
+          <w:rPr>
+            <w:rFonts w:ascii="Cambria Math" w:eastAsia="Calibri" w:hAnsi="Cambria Math" w:cs="Calibri"/>
+            <w:sz w:val="22"/>
+            <w:szCs w:val="22"/>
+          </w:rPr>
+          <m:t>p&gt;0.10</m:t>
+        </m:r>
+      </m:oMath>
+      <w:r>
+        <w:rPr>
+          <w:rFonts w:ascii="Calibri" w:eastAsia="Calibri" w:hAnsi="Calibri" w:cs="Calibri"/>
+          <w:sz w:val="22"/>
+          <w:szCs w:val="22"/>
+        </w:rPr>
+        <w:t>).</w:t>
+      </w:r>
+    </w:p>
+    <w:p>
+      <w:pPr>
+        <w:pStyle w:val="ListParagraph"/>
+        <w:numPr>
+          <w:ilvl w:val="0"/>
+          <w:numId w:val="2"/>
+        </w:numPr>
+        <w:spacing w:after="120" w:line="276" w:lineRule="auto"/>
+        <w:jc w:val="both"/>
+        <w:rPr>
+          <w:rFonts w:ascii="Calibri" w:eastAsia="Calibri" w:hAnsi="Calibri" w:cs="Calibri"/>
+          <w:sz w:val="22"/>
+          <w:szCs w:val="22"/>
+        </w:rPr>
+      </w:pPr>
+      <w:r>
+        <w:rPr>
+          <w:rFonts w:ascii="Calibri" w:eastAsia="Calibri" w:hAnsi="Calibri" w:cs="Calibri"/>
+          <w:b/>
+          <w:bCs/>
+          <w:sz w:val="22"/>
+          <w:szCs w:val="22"/>
+        </w:rPr>
+        <w:t xml:space="preserve">Robustness (ordered probit): </w:t>
+      </w:r>
+      <w:r>
+        <w:rPr>
+          <w:rFonts w:ascii="Calibri" w:eastAsia="Calibri" w:hAnsi="Calibri" w:cs="Calibri"/>
+          <w:sz w:val="22"/>
+          <w:szCs w:val="22"/>
+        </w:rPr>
+        <w:t>The core results remain unchanged when converting the continuous stress index into an ordered categorical variable for an ordered probit model. Specifically, tasks that increase stress</w:t>
+      </w:r>
+      <w:r>
+        <w:rPr>
+          <w:rFonts w:ascii="Calibri" w:eastAsia="Calibri" w:hAnsi="Calibri" w:cs="Calibri"/>
+          <w:sz w:val="22"/>
+          <w:szCs w:val="22"/>
+        </w:rPr>
+        <w:t xml:space="preserve"> </w:t>
+      </w:r>
+      <w:r>
+        <w:rPr>
+          <w:rFonts w:ascii="Calibri" w:eastAsia="Calibri" w:hAnsi="Calibri" w:cs="Calibri"/>
+          <w:sz w:val="22"/>
+          <w:szCs w:val="22"/>
+        </w:rPr>
+        <w:t>such as marking hours (</w:t>
+      </w:r>
+      <m:oMath>
+        <m:r>
+          <w:rPr>
+            <w:rFonts w:ascii="Cambria Math" w:eastAsia="Calibri" w:hAnsi="Cambria Math" w:cs="Calibri"/>
+            <w:sz w:val="22"/>
+            <w:szCs w:val="22"/>
+          </w:rPr>
+          <m:t>p&lt;0.001</m:t>
+        </m:r>
+      </m:oMath>
+      <w:r>
+        <w:rPr>
+          <w:rFonts w:ascii="Calibri" w:eastAsia="Calibri" w:hAnsi="Calibri" w:cs="Calibri"/>
+          <w:sz w:val="22"/>
+          <w:szCs w:val="22"/>
+        </w:rPr>
         <w:t xml:space="preserve">) and </w:t>
       </w:r>
       <w:r>
@@ -5224,7 +5380,23 @@
           <w:sz w:val="22"/>
           <w:szCs w:val="22"/>
         </w:rPr>
-        <w:t>Non-Linear Workload Strain: Marking and general administrative hours serve as the two primary drivers of workload stress, but their impact is non-linear. Stress rises fastest as hours increase from low to moderate levels before reaching a near-plateau, indicating diminishing marginal stress from additional hours.</w:t>
+        <w:t>Non-Linear Workload Strain: Marking and</w:t>
+      </w:r>
+      <w:r>
+        <w:rPr>
+          <w:rFonts w:ascii="Calibri" w:hAnsi="Calibri" w:cs="Calibri"/>
+          <w:sz w:val="22"/>
+          <w:szCs w:val="22"/>
+        </w:rPr>
+        <w:t xml:space="preserve"> </w:t>
+      </w:r>
+      <w:r>
+        <w:rPr>
+          <w:rFonts w:ascii="Calibri" w:hAnsi="Calibri" w:cs="Calibri"/>
+          <w:sz w:val="22"/>
+          <w:szCs w:val="22"/>
+        </w:rPr>
+        <w:t>administrative hours serve as the two primary drivers of workload stress, but their impact is non-linear. Stress rises fastest as hours increase from low to moderate levels before reaching a near-plateau, indicating diminishing marginal stress from additional hours.</w:t>
       </w:r>
     </w:p>
     <w:p>
@@ -5270,7 +5442,55 @@
           <w:sz w:val="22"/>
           <w:szCs w:val="22"/>
         </w:rPr>
-        <w:t>Task Composition Over Total Volume: Non-teaching duties do not impact stress uniformly. While marking, administrative, and specific non-teaching tasks drive stress, other duties (such as CCA hours) show no statistically significant link, proving that task composition matters more than total raw hours.</w:t>
+        <w:t xml:space="preserve">Composition over volume: non-teaching duties do not exert a uniform effect on teacher stress. While marking and administrative tasks significantly </w:t>
+      </w:r>
+      <w:r>
+        <w:rPr>
+          <w:rFonts w:ascii="Calibri" w:hAnsi="Calibri" w:cs="Calibri"/>
+          <w:sz w:val="22"/>
+          <w:szCs w:val="22"/>
+        </w:rPr>
+        <w:t>drive-up</w:t>
+      </w:r>
+      <w:r>
+        <w:rPr>
+          <w:rFonts w:ascii="Calibri" w:hAnsi="Calibri" w:cs="Calibri"/>
+          <w:sz w:val="22"/>
+          <w:szCs w:val="22"/>
+        </w:rPr>
+        <w:t xml:space="preserve"> stress, CCA hours show no statistically significant relationship</w:t>
+      </w:r>
+      <w:r>
+        <w:rPr>
+          <w:rFonts w:ascii="Calibri" w:hAnsi="Calibri" w:cs="Calibri"/>
+          <w:sz w:val="22"/>
+          <w:szCs w:val="22"/>
+        </w:rPr>
+        <w:t xml:space="preserve">. This </w:t>
+      </w:r>
+      <w:r>
+        <w:rPr>
+          <w:rFonts w:ascii="Calibri" w:hAnsi="Calibri" w:cs="Calibri"/>
+          <w:sz w:val="22"/>
+          <w:szCs w:val="22"/>
+        </w:rPr>
+        <w:t>demonstrat</w:t>
+      </w:r>
+      <w:r>
+        <w:rPr>
+          <w:rFonts w:ascii="Calibri" w:hAnsi="Calibri" w:cs="Calibri"/>
+          <w:sz w:val="22"/>
+          <w:szCs w:val="22"/>
+        </w:rPr>
+        <w:t>es</w:t>
+      </w:r>
+      <w:r>
+        <w:rPr>
+          <w:rFonts w:ascii="Calibri" w:hAnsi="Calibri" w:cs="Calibri"/>
+          <w:sz w:val="22"/>
+          <w:szCs w:val="22"/>
+        </w:rPr>
+        <w:t xml:space="preserve"> that how time is allocated across tasks matters far more for stress than total hours worked.</w:t>
       </w:r>
     </w:p>
     <w:p>
@@ -5293,7 +5513,23 @@
           <w:sz w:val="22"/>
           <w:szCs w:val="22"/>
         </w:rPr>
-        <w:t>Human Capital as a Protective Factor: The significant stress-reducing effect observed among senior teachers (20+ years of experience) implies that accumulated job knowledge and teaching efficiency serve as internal buffers against workload pressure.</w:t>
+        <w:t>Experience</w:t>
+      </w:r>
+      <w:r>
+        <w:rPr>
+          <w:rFonts w:ascii="Calibri" w:hAnsi="Calibri" w:cs="Calibri"/>
+          <w:sz w:val="22"/>
+          <w:szCs w:val="22"/>
+        </w:rPr>
+        <w:t xml:space="preserve"> as a Protective Factor: </w:t>
+      </w:r>
+      <w:r>
+        <w:rPr>
+          <w:rFonts w:ascii="Calibri" w:hAnsi="Calibri" w:cs="Calibri"/>
+          <w:sz w:val="22"/>
+          <w:szCs w:val="22"/>
+        </w:rPr>
+        <w:t>The negative coefficient for senior teachers (20+ years of experience) points to a protective effect, though whether this reflects years of experience, teachers moving into better positions, or simply the fact that stressed teachers left the profession over time remains an open question.</w:t>
       </w:r>
     </w:p>
     <w:p>
@@ -5345,11 +5581,7 @@
     </w:p>
     <w:p>
       <w:pPr>
-        <w:numPr>
-          <w:ilvl w:val="0"/>
-          <w:numId w:val="14"/>
-        </w:numPr>
-        <w:spacing w:before="100" w:beforeAutospacing="1" w:after="100" w:afterAutospacing="1" w:line="276" w:lineRule="auto"/>
+        <w:spacing w:before="260" w:after="140" w:line="276" w:lineRule="auto"/>
         <w:jc w:val="both"/>
         <w:rPr>
           <w:rFonts w:ascii="Calibri" w:hAnsi="Calibri" w:cs="Calibri"/>
@@ -5363,46 +5595,8 @@
           <w:sz w:val="22"/>
           <w:szCs w:val="22"/>
         </w:rPr>
-        <w:t>Targeted Workload Relief: Because stress increases most steeply at low-to-moderate hour levels, interventions like digital grading tools or administrative support yield the highest marginal stress reduction when targeted at teachers in these earlier ranges rather than applied across the board.</w:t>
-      </w:r>
-    </w:p>
-    <w:p>
-      <w:pPr>
-        <w:numPr>
-          <w:ilvl w:val="0"/>
-          <w:numId w:val="14"/>
-        </w:numPr>
-        <w:spacing w:before="100" w:beforeAutospacing="1" w:after="100" w:afterAutospacing="1" w:line="276" w:lineRule="auto"/>
-        <w:jc w:val="both"/>
-        <w:rPr>
-          <w:rFonts w:ascii="Calibri" w:hAnsi="Calibri" w:cs="Calibri"/>
-          <w:sz w:val="22"/>
-          <w:szCs w:val="22"/>
-        </w:rPr>
-      </w:pPr>
-      <w:r>
-        <w:rPr>
-          <w:rFonts w:ascii="Calibri" w:hAnsi="Calibri" w:cs="Calibri"/>
-          <w:sz w:val="22"/>
-          <w:szCs w:val="22"/>
-        </w:rPr>
-        <w:t>Selective Task Interventions: Since non-teaching tasks affect stress unequally, policies should focus narrowly on high-stress categories (marking and admin) rather than implementing blanket reductions on all non-teaching hours, which risks misallocating administrative resources.</w:t>
-      </w:r>
-    </w:p>
-    <w:p>
-      <w:pPr>
-        <w:numPr>
-          <w:ilvl w:val="0"/>
-          <w:numId w:val="14"/>
-        </w:numPr>
-        <w:spacing w:before="100" w:beforeAutospacing="1" w:after="100" w:afterAutospacing="1" w:line="276" w:lineRule="auto"/>
-        <w:jc w:val="both"/>
-        <w:rPr>
-          <w:rFonts w:ascii="Calibri" w:hAnsi="Calibri" w:cs="Calibri"/>
-          <w:sz w:val="22"/>
-          <w:szCs w:val="22"/>
-        </w:rPr>
-      </w:pPr>
+        <w:t xml:space="preserve">To maximize stress reduction under fiscal constraints, policymakers should adopt a targeted, dual-track approach rather than blanket workload cuts. First, because the marginal stress from marking and administrative work is highest at low-to-moderate thresholds before reaching a plateau, interventions such as digital grading tools or administrative support yield the greatest marginal returns when directed at teachers earlier on the workload curve. Second, policy must account for task heterogeneity: focusing resources narrowly on high-stress </w:t>
+      </w:r>
       <w:r>
         <w:rPr>
           <w:rFonts w:ascii="Calibri" w:hAnsi="Calibri" w:cs="Calibri"/>
@@ -5410,7 +5604,7 @@
           <w:szCs w:val="22"/>
         </w:rPr>
         <w:lastRenderedPageBreak/>
-        <w:t>Investing in Collaborative Infrastructure: Prioritizing structural peer-support mechanisms</w:t>
+        <w:t>administrative and grading duties avoids misallocating resources toward neutral responsibilities like CCA hours. Finally, complementing these targeted duty reductions with non-monetary support</w:t>
       </w:r>
       <w:r>
         <w:rPr>
@@ -5426,56 +5620,24 @@
           <w:sz w:val="22"/>
           <w:szCs w:val="22"/>
         </w:rPr>
-        <w:t>such as dedicated co-planning time and mentoring</w:t>
-      </w:r>
-      <w:r>
-        <w:rPr>
-          <w:rFonts w:ascii="Calibri" w:hAnsi="Calibri" w:cs="Calibri"/>
-          <w:sz w:val="22"/>
-          <w:szCs w:val="22"/>
-        </w:rPr>
-        <w:t xml:space="preserve"> </w:t>
-      </w:r>
-      <w:r>
-        <w:rPr>
-          <w:rFonts w:ascii="Calibri" w:hAnsi="Calibri" w:cs="Calibri"/>
-          <w:sz w:val="22"/>
-          <w:szCs w:val="22"/>
-        </w:rPr>
-        <w:t>offers a cost-effective, non-pecuniary way to mitigate stress alongside formal workload cuts.</w:t>
-      </w:r>
-    </w:p>
-    <w:p>
-      <w:pPr>
-        <w:numPr>
-          <w:ilvl w:val="0"/>
-          <w:numId w:val="14"/>
-        </w:numPr>
-        <w:spacing w:before="100" w:beforeAutospacing="1" w:after="100" w:afterAutospacing="1" w:line="276" w:lineRule="auto"/>
-        <w:jc w:val="both"/>
-        <w:rPr>
-          <w:rFonts w:ascii="Calibri" w:hAnsi="Calibri" w:cs="Calibri"/>
-          <w:sz w:val="22"/>
-          <w:szCs w:val="22"/>
-        </w:rPr>
-      </w:pPr>
-      <w:r>
-        <w:rPr>
-          <w:rFonts w:ascii="Calibri" w:hAnsi="Calibri" w:cs="Calibri"/>
-          <w:sz w:val="22"/>
-          <w:szCs w:val="22"/>
-        </w:rPr>
-        <w:t>Comprehensive Stress Management Strategy: Policymakers should pursue a dual-track strategy: using targeted task relief to lower direct workload exposure while simultaneously leveraging collaborative culture and senior-teacher mentorship to strengthen institutional resilience.</w:t>
-      </w:r>
-    </w:p>
-    <w:p>
-      <w:pPr>
-        <w:spacing w:before="260" w:after="140"/>
-        <w:jc w:val="both"/>
-        <w:rPr>
-          <w:rFonts w:ascii="Calibri" w:hAnsi="Calibri" w:cs="Calibri"/>
-        </w:rPr>
-      </w:pPr>
+        <w:t>such as structured peer-mentoring programs led by senior teachers and dedicated co-planning time</w:t>
+      </w:r>
+      <w:r>
+        <w:rPr>
+          <w:rFonts w:ascii="Calibri" w:hAnsi="Calibri" w:cs="Calibri"/>
+          <w:sz w:val="22"/>
+          <w:szCs w:val="22"/>
+        </w:rPr>
+        <w:t xml:space="preserve">, </w:t>
+      </w:r>
+      <w:r>
+        <w:rPr>
+          <w:rFonts w:ascii="Calibri" w:hAnsi="Calibri" w:cs="Calibri"/>
+          <w:sz w:val="22"/>
+          <w:szCs w:val="22"/>
+        </w:rPr>
+        <w:t>strengthens institutional resilience and mitigates stress in a cost-effective, sustainable manner.</w:t>
+      </w:r>
     </w:p>
     <w:sectPr>
       <w:pgSz w:w="12240" w:h="15840"/>
@@ -7160,7 +7322,6 @@
   <w:style w:type="character" w:default="1" w:styleId="DefaultParagraphFont">
     <w:name w:val="Default Paragraph Font"/>
     <w:uiPriority w:val="1"/>
-    <w:semiHidden/>
     <w:unhideWhenUsed/>
   </w:style>
   <w:style w:type="table" w:default="1" w:styleId="TableNormal">

--- a/capstone_summary_non-teaching_hours_and_teacher_stress_in_singapore.docx
+++ b/capstone_summary_non-teaching_hours_and_teacher_stress_in_singapore.docx
@@ -65,7 +65,7 @@
     </w:p>
     <w:p>
       <w:pPr>
-        <w:spacing w:after="160" w:line="278" w:lineRule="auto"/>
+        <w:spacing w:before="260" w:after="140"/>
         <w:jc w:val="both"/>
         <w:rPr>
           <w:rFonts w:ascii="Calibri" w:eastAsia="DengXian" w:hAnsi="Calibri" w:cs="Calibri"/>
@@ -83,7 +83,67 @@
           <w:szCs w:val="22"/>
           <w14:ligatures w14:val="standardContextual"/>
         </w:rPr>
-        <w:t xml:space="preserve">The percentage of Singaporean teachers experiencing stress “a lot” at work increased from 23% to 27% from 2018 to 2024; and it is higher than the OECD average. This upward trend persisted despite repeated policy interventions including the Teacher Work Management Framework (TWMF), centralised administrative support, and AI-assisted marking tools. To tackle these mounting pressures, parliament urged the Ministry of Education (MOE) in November 2025 to establish specific, measurable targets for reducing non-teaching hours (MOE, 2025a). </w:t>
+        <w:t>Between 2018 and 2024, the proportion of Singaporean teachers reporting high workplace stress rose from 23% to 27%, placing them above the OECD average. In response, Members of Parliament urged the Ministry of Education in November 2025 to set clear, measurable targets to cut working hours</w:t>
+      </w:r>
+      <w:r>
+        <w:rPr>
+          <w:rFonts w:ascii="Calibri" w:eastAsia="DengXian" w:hAnsi="Calibri" w:cs="Calibri"/>
+          <w:kern w:val="2"/>
+          <w:sz w:val="22"/>
+          <w:szCs w:val="22"/>
+          <w14:ligatures w14:val="standardContextual"/>
+        </w:rPr>
+        <w:t>, manage workload</w:t>
+      </w:r>
+      <w:r>
+        <w:rPr>
+          <w:rFonts w:ascii="Calibri" w:eastAsia="DengXian" w:hAnsi="Calibri" w:cs="Calibri"/>
+          <w:kern w:val="2"/>
+          <w:sz w:val="22"/>
+          <w:szCs w:val="22"/>
+          <w14:ligatures w14:val="standardContextual"/>
+        </w:rPr>
+        <w:t xml:space="preserve"> and reduce teacher stress. Official data indicates that average work hours have remained around 53 hours per week over the past five years, while the Ministry has implemented measures</w:t>
+      </w:r>
+      <w:r>
+        <w:rPr>
+          <w:rFonts w:ascii="Calibri" w:eastAsia="DengXian" w:hAnsi="Calibri" w:cs="Calibri"/>
+          <w:kern w:val="2"/>
+          <w:sz w:val="22"/>
+          <w:szCs w:val="22"/>
+          <w14:ligatures w14:val="standardContextual"/>
+        </w:rPr>
+        <w:t xml:space="preserve">, </w:t>
+      </w:r>
+      <w:r>
+        <w:rPr>
+          <w:rFonts w:ascii="Calibri" w:eastAsia="DengXian" w:hAnsi="Calibri" w:cs="Calibri"/>
+          <w:kern w:val="2"/>
+          <w:sz w:val="22"/>
+          <w:szCs w:val="22"/>
+          <w14:ligatures w14:val="standardContextual"/>
+        </w:rPr>
+        <w:t>such as the Teacher Work Management Framework, AI-assisted tools, and expanded administrative support</w:t>
+      </w:r>
+      <w:r>
+        <w:rPr>
+          <w:rFonts w:ascii="Calibri" w:eastAsia="DengXian" w:hAnsi="Calibri" w:cs="Calibri"/>
+          <w:kern w:val="2"/>
+          <w:sz w:val="22"/>
+          <w:szCs w:val="22"/>
+          <w14:ligatures w14:val="standardContextual"/>
+        </w:rPr>
+        <w:t xml:space="preserve">, </w:t>
+      </w:r>
+      <w:r>
+        <w:rPr>
+          <w:rFonts w:ascii="Calibri" w:eastAsia="DengXian" w:hAnsi="Calibri" w:cs="Calibri"/>
+          <w:kern w:val="2"/>
+          <w:sz w:val="22"/>
+          <w:szCs w:val="22"/>
+          <w14:ligatures w14:val="standardContextual"/>
+        </w:rPr>
+        <w:t>with the explicit intent of supporting teacher well-being and managing workload complexity. This context raises an important empirical question: how might task-specific workload dynamics help explain ongoing stress patterns and inform targeted support strategies?</w:t>
       </w:r>
     </w:p>
     <w:p>
@@ -157,7 +217,25 @@
           <w:sz w:val="22"/>
           <w:szCs w:val="22"/>
         </w:rPr>
-        <w:t xml:space="preserve">TALIS 2024 is the most recent wave of the OECD Teaching and Learning International Survey </w:t>
+        <w:t xml:space="preserve">TALIS 2024 is the most recent wave of the OECD Teaching and Learning International </w:t>
+      </w:r>
+      <w:proofErr w:type="gramStart"/>
+      <w:r>
+        <w:rPr>
+          <w:rFonts w:ascii="Calibri" w:eastAsia="Calibri" w:hAnsi="Calibri" w:cs="Calibri"/>
+          <w:sz w:val="22"/>
+          <w:szCs w:val="22"/>
+        </w:rPr>
+        <w:t>Survey</w:t>
+      </w:r>
+      <w:proofErr w:type="gramEnd"/>
+      <w:r>
+        <w:rPr>
+          <w:rFonts w:ascii="Calibri" w:eastAsia="Calibri" w:hAnsi="Calibri" w:cs="Calibri"/>
+          <w:sz w:val="22"/>
+          <w:szCs w:val="22"/>
+        </w:rPr>
+        <w:t xml:space="preserve"> </w:t>
       </w:r>
       <w:r>
         <w:rPr>
@@ -272,7 +350,34 @@
           <w:sz w:val="22"/>
           <w:szCs w:val="22"/>
         </w:rPr>
-        <w:t xml:space="preserve">multi-school teachers make up just 4.1% of the sample, and the model's Pseudo </w:t>
+        <w:t>multi-</w:t>
+      </w:r>
+      <w:proofErr w:type="gramStart"/>
+      <w:r>
+        <w:rPr>
+          <w:rFonts w:ascii="Calibri" w:hAnsi="Calibri" w:cs="Calibri"/>
+          <w:sz w:val="22"/>
+          <w:szCs w:val="22"/>
+        </w:rPr>
+        <w:t>school teachers</w:t>
+      </w:r>
+      <w:proofErr w:type="gramEnd"/>
+      <w:r>
+        <w:rPr>
+          <w:rFonts w:ascii="Calibri" w:hAnsi="Calibri" w:cs="Calibri"/>
+          <w:sz w:val="22"/>
+          <w:szCs w:val="22"/>
+        </w:rPr>
+        <w:t xml:space="preserve"> make up just 4.1% of the sample, </w:t>
+      </w:r>
+      <w:r>
+        <w:rPr>
+          <w:rFonts w:ascii="Calibri" w:hAnsi="Calibri" w:cs="Calibri"/>
+          <w:sz w:val="22"/>
+          <w:szCs w:val="22"/>
+        </w:rPr>
+        <w:lastRenderedPageBreak/>
+        <w:t xml:space="preserve">and the model's Pseudo </w:t>
       </w:r>
       <m:oMath>
         <m:sSup>
@@ -321,16 +426,7 @@
           <w:sz w:val="22"/>
           <w:szCs w:val="22"/>
         </w:rPr>
-        <w:t xml:space="preserve">Because missingness relates to an observed variable, the data falls </w:t>
-      </w:r>
-      <w:r>
-        <w:rPr>
-          <w:rFonts w:ascii="Calibri" w:hAnsi="Calibri" w:cs="Calibri"/>
-          <w:sz w:val="22"/>
-          <w:szCs w:val="22"/>
-        </w:rPr>
-        <w:lastRenderedPageBreak/>
-        <w:t>under a Missing at Random (MAR) framework, and missing values were handled using multiple imputation (</w:t>
+        <w:t>Because missingness relates to an observed variable, the data falls under a Missing at Random (MAR) framework, and missing values were handled using multiple imputation (</w:t>
       </w:r>
       <m:oMath>
         <m:r>
@@ -577,7 +673,25 @@
           <w:sz w:val="22"/>
           <w:szCs w:val="22"/>
         </w:rPr>
-        <w:t>Hours spent on every non-teaching tasks is associated with workload stress, after controlling for teacher and school characteristics.</w:t>
+        <w:t xml:space="preserve">Hours spent on every non-teaching </w:t>
+      </w:r>
+      <w:proofErr w:type="gramStart"/>
+      <w:r>
+        <w:rPr>
+          <w:rFonts w:ascii="Calibri" w:eastAsia="Calibri" w:hAnsi="Calibri" w:cs="Calibri"/>
+          <w:sz w:val="22"/>
+          <w:szCs w:val="22"/>
+        </w:rPr>
+        <w:t>tasks</w:t>
+      </w:r>
+      <w:proofErr w:type="gramEnd"/>
+      <w:r>
+        <w:rPr>
+          <w:rFonts w:ascii="Calibri" w:eastAsia="Calibri" w:hAnsi="Calibri" w:cs="Calibri"/>
+          <w:sz w:val="22"/>
+          <w:szCs w:val="22"/>
+        </w:rPr>
+        <w:t xml:space="preserve"> is associated with workload stress, after controlling for teacher and school characteristics.</w:t>
       </w:r>
     </w:p>
     <w:p>
@@ -2332,6 +2446,7 @@
           <w:sz w:val="22"/>
           <w:szCs w:val="22"/>
         </w:rPr>
+        <w:lastRenderedPageBreak/>
         <w:t xml:space="preserve">Model 2: </w:t>
       </w:r>
       <w:r>
@@ -2357,7 +2472,6 @@
         <w:rPr>
           <w:rFonts w:ascii="Calibri" w:hAnsi="Calibri" w:cs="Calibri"/>
         </w:rPr>
-        <w:lastRenderedPageBreak/>
         <w:t>To test for non-linear effects in high-burden tasks, squared terms were added for marking, general administration, and CCA hours</w:t>
       </w:r>
     </w:p>
@@ -4360,7 +4474,35 @@
         <w:rPr>
           <w:rFonts w:ascii="Calibri" w:eastAsia="Calibri" w:hAnsi="Calibri" w:cs="Calibri"/>
         </w:rPr>
-        <w:t xml:space="preserve"> represents the threshold cut-points between quartiles. Estimating this model with svyVGAM::svy_vglm accounts for TALIS sampling weights and verifies that the baseline results are not dependent on assuming stress is a continuous variable. </w:t>
+        <w:t xml:space="preserve"> represents the threshold </w:t>
+      </w:r>
+      <w:proofErr w:type="gramStart"/>
+      <w:r>
+        <w:rPr>
+          <w:rFonts w:ascii="Calibri" w:eastAsia="Calibri" w:hAnsi="Calibri" w:cs="Calibri"/>
+        </w:rPr>
+        <w:t>cut-points</w:t>
+      </w:r>
+      <w:proofErr w:type="gramEnd"/>
+      <w:r>
+        <w:rPr>
+          <w:rFonts w:ascii="Calibri" w:eastAsia="Calibri" w:hAnsi="Calibri" w:cs="Calibri"/>
+        </w:rPr>
+        <w:t xml:space="preserve"> between quartiles. Estimating this model with </w:t>
+      </w:r>
+      <w:proofErr w:type="gramStart"/>
+      <w:r>
+        <w:rPr>
+          <w:rFonts w:ascii="Calibri" w:eastAsia="Calibri" w:hAnsi="Calibri" w:cs="Calibri"/>
+        </w:rPr>
+        <w:t>svyVGAM::</w:t>
+      </w:r>
+      <w:proofErr w:type="gramEnd"/>
+      <w:r>
+        <w:rPr>
+          <w:rFonts w:ascii="Calibri" w:eastAsia="Calibri" w:hAnsi="Calibri" w:cs="Calibri"/>
+        </w:rPr>
+        <w:t xml:space="preserve">svy_vglm accounts for TALIS sampling weights and verifies that the baseline results are not dependent on assuming stress is a continuous variable. </w:t>
       </w:r>
     </w:p>
     <w:p>
@@ -5442,23 +5584,7 @@
           <w:sz w:val="22"/>
           <w:szCs w:val="22"/>
         </w:rPr>
-        <w:t xml:space="preserve">Composition over volume: non-teaching duties do not exert a uniform effect on teacher stress. While marking and administrative tasks significantly </w:t>
-      </w:r>
-      <w:r>
-        <w:rPr>
-          <w:rFonts w:ascii="Calibri" w:hAnsi="Calibri" w:cs="Calibri"/>
-          <w:sz w:val="22"/>
-          <w:szCs w:val="22"/>
-        </w:rPr>
-        <w:t>drive-up</w:t>
-      </w:r>
-      <w:r>
-        <w:rPr>
-          <w:rFonts w:ascii="Calibri" w:hAnsi="Calibri" w:cs="Calibri"/>
-          <w:sz w:val="22"/>
-          <w:szCs w:val="22"/>
-        </w:rPr>
-        <w:t xml:space="preserve"> stress, CCA hours show no statistically significant relationship</w:t>
+        <w:t>Composition over volume: non-teaching duties do not exert a uniform effect on teacher stress. While marking and administrative tasks significantly drive-up stress, CCA hours show no statistically significant relationship</w:t>
       </w:r>
       <w:r>
         <w:rPr>
@@ -5595,7 +5721,39 @@
           <w:sz w:val="22"/>
           <w:szCs w:val="22"/>
         </w:rPr>
-        <w:t xml:space="preserve">To maximize stress reduction under fiscal constraints, policymakers should adopt a targeted, dual-track approach rather than blanket workload cuts. First, because the marginal stress from marking and administrative work is highest at low-to-moderate thresholds before reaching a plateau, interventions such as digital grading tools or administrative support yield the greatest marginal returns when directed at teachers earlier on the workload curve. Second, policy must account for task heterogeneity: focusing resources narrowly on high-stress </w:t>
+        <w:t xml:space="preserve">My results align closely with government efforts to ease administrative burdens and strengthen </w:t>
+      </w:r>
+      <w:r>
+        <w:rPr>
+          <w:rFonts w:ascii="Calibri" w:hAnsi="Calibri" w:cs="Calibri"/>
+          <w:sz w:val="22"/>
+          <w:szCs w:val="22"/>
+        </w:rPr>
+        <w:t>teacher’s</w:t>
+      </w:r>
+      <w:r>
+        <w:rPr>
+          <w:rFonts w:ascii="Calibri" w:hAnsi="Calibri" w:cs="Calibri"/>
+          <w:sz w:val="22"/>
+          <w:szCs w:val="22"/>
+        </w:rPr>
+        <w:t xml:space="preserve"> well-being, such as through the Wellness Ambassadors Scheme and access to professional counsellors.</w:t>
+      </w:r>
+      <w:r>
+        <w:rPr>
+          <w:rFonts w:ascii="Calibri" w:hAnsi="Calibri" w:cs="Calibri"/>
+          <w:sz w:val="22"/>
+          <w:szCs w:val="22"/>
+        </w:rPr>
+        <w:t xml:space="preserve"> </w:t>
+      </w:r>
+      <w:r>
+        <w:rPr>
+          <w:rFonts w:ascii="Calibri" w:hAnsi="Calibri" w:cs="Calibri"/>
+          <w:sz w:val="22"/>
+          <w:szCs w:val="22"/>
+        </w:rPr>
+        <w:t xml:space="preserve">Empirical findings show that teacher stress follows a non-linear pattern: high-burden tasks like marking and administration drive stress most sharply during initial hours before plateauing, whereas tasks like CCA supervision show no significant effect. Because the steepest stress increase occurs early, resources are best </w:t>
       </w:r>
       <w:r>
         <w:rPr>
@@ -5604,7 +5762,178 @@
           <w:szCs w:val="22"/>
         </w:rPr>
         <w:lastRenderedPageBreak/>
-        <w:t>administrative and grading duties avoids misallocating resources toward neutral responsibilities like CCA hours. Finally, complementing these targeted duty reductions with non-monetary support</w:t>
+        <w:t xml:space="preserve">allocated toward preventing baseline administrative tasks from accumulating rather than </w:t>
+      </w:r>
+      <w:r>
+        <w:rPr>
+          <w:rFonts w:ascii="Calibri" w:hAnsi="Calibri" w:cs="Calibri"/>
+          <w:sz w:val="22"/>
+          <w:szCs w:val="22"/>
+        </w:rPr>
+        <w:t>targeting</w:t>
+      </w:r>
+      <w:r>
+        <w:rPr>
+          <w:rFonts w:ascii="Calibri" w:hAnsi="Calibri" w:cs="Calibri"/>
+          <w:sz w:val="22"/>
+          <w:szCs w:val="22"/>
+        </w:rPr>
+        <w:t xml:space="preserve"> broad hour reductions.</w:t>
+      </w:r>
+    </w:p>
+    <w:p>
+      <w:pPr>
+        <w:spacing w:before="260" w:after="140" w:line="276" w:lineRule="auto"/>
+        <w:jc w:val="both"/>
+        <w:rPr>
+          <w:rFonts w:ascii="Calibri" w:hAnsi="Calibri" w:cs="Calibri"/>
+          <w:sz w:val="22"/>
+          <w:szCs w:val="22"/>
+        </w:rPr>
+      </w:pPr>
+      <w:r>
+        <w:rPr>
+          <w:rFonts w:ascii="Calibri" w:hAnsi="Calibri" w:cs="Calibri"/>
+          <w:sz w:val="22"/>
+          <w:szCs w:val="22"/>
+        </w:rPr>
+        <w:t xml:space="preserve">Furthermore, just as </w:t>
+      </w:r>
+      <w:r>
+        <w:rPr>
+          <w:rFonts w:ascii="Calibri" w:hAnsi="Calibri" w:cs="Calibri"/>
+          <w:sz w:val="22"/>
+          <w:szCs w:val="22"/>
+        </w:rPr>
+        <w:t>policies already in place</w:t>
+      </w:r>
+      <w:r>
+        <w:rPr>
+          <w:rFonts w:ascii="Calibri" w:hAnsi="Calibri" w:cs="Calibri"/>
+          <w:sz w:val="22"/>
+          <w:szCs w:val="22"/>
+        </w:rPr>
+        <w:t xml:space="preserve"> recognize the value of social support, my findings confirm that relational buffers are critical for mitigating workload strain. To complement digital</w:t>
+      </w:r>
+      <w:r>
+        <w:rPr>
+          <w:rFonts w:ascii="Calibri" w:hAnsi="Calibri" w:cs="Calibri"/>
+          <w:sz w:val="22"/>
+          <w:szCs w:val="22"/>
+        </w:rPr>
+        <w:t xml:space="preserve"> and </w:t>
+      </w:r>
+      <w:r>
+        <w:rPr>
+          <w:rFonts w:ascii="Calibri" w:hAnsi="Calibri" w:cs="Calibri"/>
+          <w:sz w:val="22"/>
+          <w:szCs w:val="22"/>
+        </w:rPr>
+        <w:t>AI</w:t>
+      </w:r>
+      <w:r>
+        <w:rPr>
+          <w:rFonts w:ascii="Calibri" w:hAnsi="Calibri" w:cs="Calibri"/>
+          <w:sz w:val="22"/>
+          <w:szCs w:val="22"/>
+        </w:rPr>
+        <w:t xml:space="preserve"> workflows </w:t>
+      </w:r>
+      <w:r>
+        <w:rPr>
+          <w:rFonts w:ascii="Calibri" w:hAnsi="Calibri" w:cs="Calibri"/>
+          <w:sz w:val="22"/>
+          <w:szCs w:val="22"/>
+        </w:rPr>
+        <w:t xml:space="preserve">as well as </w:t>
+      </w:r>
+      <w:r>
+        <w:rPr>
+          <w:rFonts w:ascii="Calibri" w:hAnsi="Calibri" w:cs="Calibri"/>
+          <w:sz w:val="22"/>
+          <w:szCs w:val="22"/>
+        </w:rPr>
+        <w:t xml:space="preserve">formal counselling services, school-based initiatives should foster a strong </w:t>
+      </w:r>
+      <w:r>
+        <w:rPr>
+          <w:rFonts w:ascii="Calibri" w:hAnsi="Calibri" w:cs="Calibri"/>
+          <w:sz w:val="22"/>
+          <w:szCs w:val="22"/>
+        </w:rPr>
+        <w:t xml:space="preserve">collaboration </w:t>
+      </w:r>
+      <w:r>
+        <w:rPr>
+          <w:rFonts w:ascii="Calibri" w:hAnsi="Calibri" w:cs="Calibri"/>
+          <w:sz w:val="22"/>
+          <w:szCs w:val="22"/>
+        </w:rPr>
+        <w:t xml:space="preserve">culture </w:t>
+      </w:r>
+      <w:r>
+        <w:rPr>
+          <w:rFonts w:ascii="Calibri" w:hAnsi="Calibri" w:cs="Calibri"/>
+          <w:sz w:val="22"/>
+          <w:szCs w:val="22"/>
+        </w:rPr>
+        <w:t>through</w:t>
+      </w:r>
+      <w:r>
+        <w:rPr>
+          <w:rFonts w:ascii="Calibri" w:hAnsi="Calibri" w:cs="Calibri"/>
+          <w:sz w:val="22"/>
+          <w:szCs w:val="22"/>
+        </w:rPr>
+        <w:t xml:space="preserve"> teamwork</w:t>
+      </w:r>
+      <w:r>
+        <w:rPr>
+          <w:rFonts w:ascii="Calibri" w:hAnsi="Calibri" w:cs="Calibri"/>
+          <w:sz w:val="22"/>
+          <w:szCs w:val="22"/>
+        </w:rPr>
+        <w:t xml:space="preserve">, </w:t>
+      </w:r>
+      <w:r>
+        <w:rPr>
+          <w:rFonts w:ascii="Calibri" w:hAnsi="Calibri" w:cs="Calibri"/>
+          <w:sz w:val="22"/>
+          <w:szCs w:val="22"/>
+        </w:rPr>
+        <w:t>shared tasks and curriculum</w:t>
+      </w:r>
+      <w:r>
+        <w:rPr>
+          <w:rFonts w:ascii="Calibri" w:hAnsi="Calibri" w:cs="Calibri"/>
+          <w:sz w:val="22"/>
+          <w:szCs w:val="22"/>
+        </w:rPr>
+        <w:t xml:space="preserve"> planning</w:t>
+      </w:r>
+      <w:r>
+        <w:rPr>
+          <w:rFonts w:ascii="Calibri" w:hAnsi="Calibri" w:cs="Calibri"/>
+          <w:sz w:val="22"/>
+          <w:szCs w:val="22"/>
+        </w:rPr>
+        <w:t>,</w:t>
+      </w:r>
+      <w:r>
+        <w:rPr>
+          <w:rFonts w:ascii="Calibri" w:hAnsi="Calibri" w:cs="Calibri"/>
+          <w:sz w:val="22"/>
+          <w:szCs w:val="22"/>
+        </w:rPr>
+        <w:t xml:space="preserve"> and structured mentorshi</w:t>
+      </w:r>
+      <w:r>
+        <w:rPr>
+          <w:rFonts w:ascii="Calibri" w:hAnsi="Calibri" w:cs="Calibri"/>
+          <w:sz w:val="22"/>
+          <w:szCs w:val="22"/>
+        </w:rPr>
+        <w:t>p</w:t>
       </w:r>
       <w:r>
         <w:rPr>
@@ -5620,24 +5949,88 @@
           <w:sz w:val="22"/>
           <w:szCs w:val="22"/>
         </w:rPr>
-        <w:t>such as structured peer-mentoring programs led by senior teachers and dedicated co-planning time</w:t>
-      </w:r>
-      <w:r>
-        <w:rPr>
-          <w:rFonts w:ascii="Calibri" w:hAnsi="Calibri" w:cs="Calibri"/>
-          <w:sz w:val="22"/>
-          <w:szCs w:val="22"/>
-        </w:rPr>
-        <w:t xml:space="preserve">, </w:t>
-      </w:r>
-      <w:r>
-        <w:rPr>
-          <w:rFonts w:ascii="Calibri" w:hAnsi="Calibri" w:cs="Calibri"/>
-          <w:sz w:val="22"/>
-          <w:szCs w:val="22"/>
-        </w:rPr>
-        <w:t>strengthens institutional resilience and mitigates stress in a cost-effective, sustainable manner.</w:t>
-      </w:r>
+        <w:t>specifically drawing on the guidance of experienced senior teachers with over 20 years of service. Pairing targeted baseline workload relief with robust relational support creates a comprehensive foundation for sustaining teacher well-being.</w:t>
+      </w:r>
+    </w:p>
+    <w:p>
+      <w:pPr>
+        <w:spacing w:before="260" w:after="140" w:line="276" w:lineRule="auto"/>
+        <w:jc w:val="both"/>
+        <w:rPr>
+          <w:rFonts w:ascii="Calibri" w:hAnsi="Calibri" w:cs="Calibri"/>
+          <w:b/>
+          <w:bCs/>
+          <w:sz w:val="22"/>
+          <w:szCs w:val="22"/>
+        </w:rPr>
+      </w:pPr>
+      <w:r>
+        <w:rPr>
+          <w:rFonts w:ascii="Calibri" w:hAnsi="Calibri" w:cs="Calibri"/>
+          <w:b/>
+          <w:bCs/>
+          <w:sz w:val="22"/>
+          <w:szCs w:val="22"/>
+        </w:rPr>
+        <w:t>References</w:t>
+      </w:r>
+    </w:p>
+    <w:p>
+      <w:pPr>
+        <w:pStyle w:val="ListParagraph"/>
+        <w:numPr>
+          <w:ilvl w:val="0"/>
+          <w:numId w:val="15"/>
+        </w:numPr>
+        <w:spacing w:before="260" w:after="140" w:line="276" w:lineRule="auto"/>
+        <w:jc w:val="both"/>
+        <w:rPr>
+          <w:rFonts w:ascii="Calibri" w:hAnsi="Calibri" w:cs="Calibri"/>
+          <w:sz w:val="22"/>
+          <w:szCs w:val="22"/>
+        </w:rPr>
+      </w:pPr>
+      <w:r>
+        <w:rPr>
+          <w:rFonts w:ascii="Calibri" w:hAnsi="Calibri" w:cs="Calibri"/>
+          <w:sz w:val="22"/>
+          <w:szCs w:val="22"/>
+        </w:rPr>
+        <w:t>Ministry of Education, Singapore. (2025a). Parliamentary reply: Addressing teachers’ stress levels and supporting their mental well-being. https://www.moe.gov.sg/ news/parliamentary-replies/20251104-addressing-teachers-stress-levels-and supporting-their-mental-well-being</w:t>
+      </w:r>
+    </w:p>
+    <w:p>
+      <w:pPr>
+        <w:spacing w:before="260" w:after="140" w:line="276" w:lineRule="auto"/>
+        <w:jc w:val="both"/>
+        <w:rPr>
+          <w:rFonts w:ascii="Calibri" w:hAnsi="Calibri" w:cs="Calibri"/>
+          <w:sz w:val="22"/>
+          <w:szCs w:val="22"/>
+        </w:rPr>
+      </w:pPr>
+    </w:p>
+    <w:p>
+      <w:pPr>
+        <w:spacing w:before="260" w:after="140" w:line="276" w:lineRule="auto"/>
+        <w:jc w:val="both"/>
+        <w:rPr>
+          <w:rFonts w:ascii="Calibri" w:hAnsi="Calibri" w:cs="Calibri"/>
+          <w:sz w:val="22"/>
+          <w:szCs w:val="22"/>
+        </w:rPr>
+      </w:pPr>
+    </w:p>
+    <w:p>
+      <w:pPr>
+        <w:spacing w:before="260" w:after="140" w:line="276" w:lineRule="auto"/>
+        <w:jc w:val="both"/>
+        <w:rPr>
+          <w:rFonts w:ascii="Calibri" w:hAnsi="Calibri" w:cs="Calibri"/>
+          <w:sz w:val="22"/>
+          <w:szCs w:val="22"/>
+        </w:rPr>
+      </w:pPr>
     </w:p>
     <w:sectPr>
       <w:pgSz w:w="12240" w:h="15840"/>
@@ -6445,6 +6838,95 @@
     </w:lvl>
   </w:abstractNum>
   <w:abstractNum w:abstractNumId="9" w15:restartNumberingAfterBreak="0">
+    <w:nsid w:val="4C1F0E04"/>
+    <w:multiLevelType w:val="hybridMultilevel"/>
+    <w:tmpl w:val="EDD23CFA"/>
+    <w:lvl w:ilvl="0" w:tplc="4809000F">
+      <w:start w:val="1"/>
+      <w:numFmt w:val="decimal"/>
+      <w:lvlText w:val="%1."/>
+      <w:lvlJc w:val="left"/>
+      <w:pPr>
+        <w:ind w:left="720" w:hanging="360"/>
+      </w:pPr>
+      <w:rPr>
+        <w:rFonts w:hint="default"/>
+      </w:rPr>
+    </w:lvl>
+    <w:lvl w:ilvl="1" w:tplc="48090019" w:tentative="1">
+      <w:start w:val="1"/>
+      <w:numFmt w:val="lowerLetter"/>
+      <w:lvlText w:val="%2."/>
+      <w:lvlJc w:val="left"/>
+      <w:pPr>
+        <w:ind w:left="1440" w:hanging="360"/>
+      </w:pPr>
+    </w:lvl>
+    <w:lvl w:ilvl="2" w:tplc="4809001B" w:tentative="1">
+      <w:start w:val="1"/>
+      <w:numFmt w:val="lowerRoman"/>
+      <w:lvlText w:val="%3."/>
+      <w:lvlJc w:val="right"/>
+      <w:pPr>
+        <w:ind w:left="2160" w:hanging="180"/>
+      </w:pPr>
+    </w:lvl>
+    <w:lvl w:ilvl="3" w:tplc="4809000F" w:tentative="1">
+      <w:start w:val="1"/>
+      <w:numFmt w:val="decimal"/>
+      <w:lvlText w:val="%4."/>
+      <w:lvlJc w:val="left"/>
+      <w:pPr>
+        <w:ind w:left="2880" w:hanging="360"/>
+      </w:pPr>
+    </w:lvl>
+    <w:lvl w:ilvl="4" w:tplc="48090019" w:tentative="1">
+      <w:start w:val="1"/>
+      <w:numFmt w:val="lowerLetter"/>
+      <w:lvlText w:val="%5."/>
+      <w:lvlJc w:val="left"/>
+      <w:pPr>
+        <w:ind w:left="3600" w:hanging="360"/>
+      </w:pPr>
+    </w:lvl>
+    <w:lvl w:ilvl="5" w:tplc="4809001B" w:tentative="1">
+      <w:start w:val="1"/>
+      <w:numFmt w:val="lowerRoman"/>
+      <w:lvlText w:val="%6."/>
+      <w:lvlJc w:val="right"/>
+      <w:pPr>
+        <w:ind w:left="4320" w:hanging="180"/>
+      </w:pPr>
+    </w:lvl>
+    <w:lvl w:ilvl="6" w:tplc="4809000F" w:tentative="1">
+      <w:start w:val="1"/>
+      <w:numFmt w:val="decimal"/>
+      <w:lvlText w:val="%7."/>
+      <w:lvlJc w:val="left"/>
+      <w:pPr>
+        <w:ind w:left="5040" w:hanging="360"/>
+      </w:pPr>
+    </w:lvl>
+    <w:lvl w:ilvl="7" w:tplc="48090019" w:tentative="1">
+      <w:start w:val="1"/>
+      <w:numFmt w:val="lowerLetter"/>
+      <w:lvlText w:val="%8."/>
+      <w:lvlJc w:val="left"/>
+      <w:pPr>
+        <w:ind w:left="5760" w:hanging="360"/>
+      </w:pPr>
+    </w:lvl>
+    <w:lvl w:ilvl="8" w:tplc="4809001B" w:tentative="1">
+      <w:start w:val="1"/>
+      <w:numFmt w:val="lowerRoman"/>
+      <w:lvlText w:val="%9."/>
+      <w:lvlJc w:val="right"/>
+      <w:pPr>
+        <w:ind w:left="6480" w:hanging="180"/>
+      </w:pPr>
+    </w:lvl>
+  </w:abstractNum>
+  <w:abstractNum w:abstractNumId="10" w15:restartNumberingAfterBreak="0">
     <w:nsid w:val="55A56635"/>
     <w:multiLevelType w:val="hybridMultilevel"/>
     <w:tmpl w:val="81DAFDCA"/>
@@ -6532,7 +7014,7 @@
       </w:pPr>
     </w:lvl>
   </w:abstractNum>
-  <w:abstractNum w:abstractNumId="10" w15:restartNumberingAfterBreak="0">
+  <w:abstractNum w:abstractNumId="11" w15:restartNumberingAfterBreak="0">
     <w:nsid w:val="58BD1287"/>
     <w:multiLevelType w:val="multilevel"/>
     <w:tmpl w:val="CEA4DE76"/>
@@ -6645,7 +7127,98 @@
       </w:pPr>
     </w:lvl>
   </w:abstractNum>
-  <w:abstractNum w:abstractNumId="11" w15:restartNumberingAfterBreak="0">
+  <w:abstractNum w:abstractNumId="12" w15:restartNumberingAfterBreak="0">
+    <w:nsid w:val="6AAC0394"/>
+    <w:multiLevelType w:val="hybridMultilevel"/>
+    <w:tmpl w:val="047094CE"/>
+    <w:lvl w:ilvl="0" w:tplc="EDCE774C">
+      <w:start w:val="1"/>
+      <w:numFmt w:val="lowerRoman"/>
+      <w:lvlText w:val="%1)"/>
+      <w:lvlJc w:val="left"/>
+      <w:pPr>
+        <w:ind w:left="1080" w:hanging="720"/>
+      </w:pPr>
+      <w:rPr>
+        <w:rFonts w:eastAsia="Calibri" w:hint="default"/>
+        <w:b/>
+        <w:sz w:val="22"/>
+      </w:rPr>
+    </w:lvl>
+    <w:lvl w:ilvl="1" w:tplc="48090019" w:tentative="1">
+      <w:start w:val="1"/>
+      <w:numFmt w:val="lowerLetter"/>
+      <w:lvlText w:val="%2."/>
+      <w:lvlJc w:val="left"/>
+      <w:pPr>
+        <w:ind w:left="1440" w:hanging="360"/>
+      </w:pPr>
+    </w:lvl>
+    <w:lvl w:ilvl="2" w:tplc="4809001B" w:tentative="1">
+      <w:start w:val="1"/>
+      <w:numFmt w:val="lowerRoman"/>
+      <w:lvlText w:val="%3."/>
+      <w:lvlJc w:val="right"/>
+      <w:pPr>
+        <w:ind w:left="2160" w:hanging="180"/>
+      </w:pPr>
+    </w:lvl>
+    <w:lvl w:ilvl="3" w:tplc="4809000F" w:tentative="1">
+      <w:start w:val="1"/>
+      <w:numFmt w:val="decimal"/>
+      <w:lvlText w:val="%4."/>
+      <w:lvlJc w:val="left"/>
+      <w:pPr>
+        <w:ind w:left="2880" w:hanging="360"/>
+      </w:pPr>
+    </w:lvl>
+    <w:lvl w:ilvl="4" w:tplc="48090019" w:tentative="1">
+      <w:start w:val="1"/>
+      <w:numFmt w:val="lowerLetter"/>
+      <w:lvlText w:val="%5."/>
+      <w:lvlJc w:val="left"/>
+      <w:pPr>
+        <w:ind w:left="3600" w:hanging="360"/>
+      </w:pPr>
+    </w:lvl>
+    <w:lvl w:ilvl="5" w:tplc="4809001B" w:tentative="1">
+      <w:start w:val="1"/>
+      <w:numFmt w:val="lowerRoman"/>
+      <w:lvlText w:val="%6."/>
+      <w:lvlJc w:val="right"/>
+      <w:pPr>
+        <w:ind w:left="4320" w:hanging="180"/>
+      </w:pPr>
+    </w:lvl>
+    <w:lvl w:ilvl="6" w:tplc="4809000F" w:tentative="1">
+      <w:start w:val="1"/>
+      <w:numFmt w:val="decimal"/>
+      <w:lvlText w:val="%7."/>
+      <w:lvlJc w:val="left"/>
+      <w:pPr>
+        <w:ind w:left="5040" w:hanging="360"/>
+      </w:pPr>
+    </w:lvl>
+    <w:lvl w:ilvl="7" w:tplc="48090019" w:tentative="1">
+      <w:start w:val="1"/>
+      <w:numFmt w:val="lowerLetter"/>
+      <w:lvlText w:val="%8."/>
+      <w:lvlJc w:val="left"/>
+      <w:pPr>
+        <w:ind w:left="5760" w:hanging="360"/>
+      </w:pPr>
+    </w:lvl>
+    <w:lvl w:ilvl="8" w:tplc="4809001B" w:tentative="1">
+      <w:start w:val="1"/>
+      <w:numFmt w:val="lowerRoman"/>
+      <w:lvlText w:val="%9."/>
+      <w:lvlJc w:val="right"/>
+      <w:pPr>
+        <w:ind w:left="6480" w:hanging="180"/>
+      </w:pPr>
+    </w:lvl>
+  </w:abstractNum>
+  <w:abstractNum w:abstractNumId="13" w15:restartNumberingAfterBreak="0">
     <w:nsid w:val="75824774"/>
     <w:multiLevelType w:val="hybridMultilevel"/>
     <w:tmpl w:val="274AC116"/>
@@ -6731,7 +7304,7 @@
       </w:pPr>
     </w:lvl>
   </w:abstractNum>
-  <w:abstractNum w:abstractNumId="12" w15:restartNumberingAfterBreak="0">
+  <w:abstractNum w:abstractNumId="14" w15:restartNumberingAfterBreak="0">
     <w:nsid w:val="7AC23884"/>
     <w:multiLevelType w:val="hybridMultilevel"/>
     <w:tmpl w:val="A3A806B4"/>
@@ -6798,7 +7371,7 @@
     </w:lvlOverride>
   </w:num>
   <w:num w:numId="3" w16cid:durableId="653221837">
-    <w:abstractNumId w:val="12"/>
+    <w:abstractNumId w:val="14"/>
     <w:lvlOverride w:ilvl="0">
       <w:startOverride w:val="1"/>
     </w:lvlOverride>
@@ -6810,7 +7383,7 @@
     </w:lvlOverride>
   </w:num>
   <w:num w:numId="5" w16cid:durableId="1544051008">
-    <w:abstractNumId w:val="12"/>
+    <w:abstractNumId w:val="14"/>
   </w:num>
   <w:num w:numId="6" w16cid:durableId="398864467">
     <w:abstractNumId w:val="2"/>
@@ -6822,7 +7395,7 @@
     <w:abstractNumId w:val="7"/>
   </w:num>
   <w:num w:numId="9" w16cid:durableId="1515995765">
-    <w:abstractNumId w:val="9"/>
+    <w:abstractNumId w:val="10"/>
   </w:num>
   <w:num w:numId="10" w16cid:durableId="1008600754">
     <w:abstractNumId w:val="6"/>
@@ -6831,13 +7404,19 @@
     <w:abstractNumId w:val="5"/>
   </w:num>
   <w:num w:numId="12" w16cid:durableId="1801191450">
-    <w:abstractNumId w:val="11"/>
+    <w:abstractNumId w:val="13"/>
   </w:num>
   <w:num w:numId="13" w16cid:durableId="1879508633">
-    <w:abstractNumId w:val="10"/>
+    <w:abstractNumId w:val="11"/>
   </w:num>
   <w:num w:numId="14" w16cid:durableId="1688212573">
     <w:abstractNumId w:val="8"/>
+  </w:num>
+  <w:num w:numId="15" w16cid:durableId="192766104">
+    <w:abstractNumId w:val="9"/>
+  </w:num>
+  <w:num w:numId="16" w16cid:durableId="56168895">
+    <w:abstractNumId w:val="12"/>
   </w:num>
 </w:numbering>
 </file>
@@ -7322,6 +7901,7 @@
   <w:style w:type="character" w:default="1" w:styleId="DefaultParagraphFont">
     <w:name w:val="Default Paragraph Font"/>
     <w:uiPriority w:val="1"/>
+    <w:semiHidden/>
     <w:unhideWhenUsed/>
   </w:style>
   <w:style w:type="table" w:default="1" w:styleId="TableNormal">
